--- a/Prelimenary/MAPEH Reviewer - 1st Quarter - Prelimenary.docx
+++ b/Prelimenary/MAPEH Reviewer - 1st Quarter - Prelimenary.docx
@@ -327,7 +327,104 @@
         </w:numPr>
       </w:pPr>
       <w:r>
+        <w:rPr>
+          <w:b/>
+          <w:bCs/>
+        </w:rPr>
         <w:t>Audiovisual Domain</w:t>
+      </w:r>
+      <w:r>
+        <w:t xml:space="preserve"> – Covers the </w:t>
+      </w:r>
+      <w:r>
+        <w:rPr>
+          <w:b/>
+          <w:bCs/>
+        </w:rPr>
+        <w:t>creation</w:t>
+      </w:r>
+      <w:r>
+        <w:t xml:space="preserve">, </w:t>
+      </w:r>
+      <w:r>
+        <w:rPr>
+          <w:b/>
+          <w:bCs/>
+        </w:rPr>
+        <w:t>production</w:t>
+      </w:r>
+      <w:r>
+        <w:t xml:space="preserve">, </w:t>
+      </w:r>
+      <w:r>
+        <w:rPr>
+          <w:b/>
+          <w:bCs/>
+        </w:rPr>
+        <w:t>distribution</w:t>
+      </w:r>
+      <w:r>
+        <w:t xml:space="preserve">, and </w:t>
+      </w:r>
+      <w:r>
+        <w:rPr>
+          <w:b/>
+          <w:bCs/>
+        </w:rPr>
+        <w:t>promotion</w:t>
+      </w:r>
+      <w:r>
+        <w:t xml:space="preserve"> of </w:t>
+      </w:r>
+      <w:r>
+        <w:rPr>
+          <w:b/>
+          <w:bCs/>
+        </w:rPr>
+        <w:t>films</w:t>
+      </w:r>
+      <w:r>
+        <w:t xml:space="preserve">, </w:t>
+      </w:r>
+      <w:r>
+        <w:rPr>
+          <w:b/>
+          <w:bCs/>
+        </w:rPr>
+        <w:t>television</w:t>
+      </w:r>
+      <w:r>
+        <w:t xml:space="preserve">, </w:t>
+      </w:r>
+      <w:r>
+        <w:rPr>
+          <w:b/>
+          <w:bCs/>
+        </w:rPr>
+        <w:t>radio</w:t>
+      </w:r>
+      <w:r>
+        <w:t xml:space="preserve">, </w:t>
+      </w:r>
+      <w:r>
+        <w:rPr>
+          <w:b/>
+          <w:bCs/>
+        </w:rPr>
+        <w:t>animation</w:t>
+      </w:r>
+      <w:r>
+        <w:t xml:space="preserve">, and other </w:t>
+      </w:r>
+      <w:r>
+        <w:rPr>
+          <w:b/>
+          <w:bCs/>
+        </w:rPr>
+        <w:t>audio-visual content</w:t>
+      </w:r>
+      <w:r>
+        <w:t xml:space="preserve">. </w:t>
       </w:r>
     </w:p>
     <w:p>
@@ -339,7 +436,84 @@
         </w:numPr>
       </w:pPr>
       <w:r>
+        <w:rPr>
+          <w:b/>
+          <w:bCs/>
+        </w:rPr>
         <w:t>Digital Interactive Media Domain</w:t>
+      </w:r>
+      <w:r>
+        <w:t xml:space="preserve"> – Covers </w:t>
+      </w:r>
+      <w:r>
+        <w:rPr>
+          <w:b/>
+          <w:bCs/>
+        </w:rPr>
+        <w:t>software</w:t>
+      </w:r>
+      <w:r>
+        <w:t xml:space="preserve">, </w:t>
+      </w:r>
+      <w:r>
+        <w:rPr>
+          <w:b/>
+          <w:bCs/>
+        </w:rPr>
+        <w:t>mobile apps</w:t>
+      </w:r>
+      <w:r>
+        <w:t xml:space="preserve">, </w:t>
+      </w:r>
+      <w:r>
+        <w:rPr>
+          <w:b/>
+          <w:bCs/>
+        </w:rPr>
+        <w:t>video games</w:t>
+      </w:r>
+      <w:r>
+        <w:t xml:space="preserve">, </w:t>
+      </w:r>
+      <w:r>
+        <w:rPr>
+          <w:b/>
+          <w:bCs/>
+        </w:rPr>
+        <w:t>virtual reality (VR)</w:t>
+      </w:r>
+      <w:r>
+        <w:t xml:space="preserve">, </w:t>
+      </w:r>
+      <w:r>
+        <w:rPr>
+          <w:b/>
+          <w:bCs/>
+        </w:rPr>
+        <w:t>augmented reality (AR)</w:t>
+      </w:r>
+      <w:r>
+        <w:t xml:space="preserve">, and other </w:t>
+      </w:r>
+      <w:r>
+        <w:rPr>
+          <w:b/>
+          <w:bCs/>
+        </w:rPr>
+        <w:t>interactive digital content</w:t>
+      </w:r>
+      <w:r>
+        <w:t xml:space="preserve"> where </w:t>
+      </w:r>
+      <w:r>
+        <w:rPr>
+          <w:b/>
+          <w:bCs/>
+        </w:rPr>
+        <w:t>user participation</w:t>
+      </w:r>
+      <w:r>
+        <w:t xml:space="preserve"> is essential. </w:t>
       </w:r>
     </w:p>
     <w:p>
@@ -351,7 +525,84 @@
         </w:numPr>
       </w:pPr>
       <w:r>
-        <w:t>Creative Services</w:t>
+        <w:rPr>
+          <w:b/>
+          <w:bCs/>
+        </w:rPr>
+        <w:t>Creative Services Domain</w:t>
+      </w:r>
+      <w:r>
+        <w:t xml:space="preserve"> – Provides </w:t>
+      </w:r>
+      <w:r>
+        <w:rPr>
+          <w:b/>
+          <w:bCs/>
+        </w:rPr>
+        <w:t>creative expertise</w:t>
+      </w:r>
+      <w:r>
+        <w:t xml:space="preserve"> such as </w:t>
+      </w:r>
+      <w:r>
+        <w:rPr>
+          <w:b/>
+          <w:bCs/>
+        </w:rPr>
+        <w:t>advertising</w:t>
+      </w:r>
+      <w:r>
+        <w:t xml:space="preserve">, </w:t>
+      </w:r>
+      <w:r>
+        <w:rPr>
+          <w:b/>
+          <w:bCs/>
+        </w:rPr>
+        <w:t>marketing</w:t>
+      </w:r>
+      <w:r>
+        <w:t xml:space="preserve">, </w:t>
+      </w:r>
+      <w:r>
+        <w:rPr>
+          <w:b/>
+          <w:bCs/>
+        </w:rPr>
+        <w:t>graphic design</w:t>
+      </w:r>
+      <w:r>
+        <w:t xml:space="preserve">, </w:t>
+      </w:r>
+      <w:r>
+        <w:rPr>
+          <w:b/>
+          <w:bCs/>
+        </w:rPr>
+        <w:t>photography</w:t>
+      </w:r>
+      <w:r>
+        <w:t xml:space="preserve">, </w:t>
+      </w:r>
+      <w:r>
+        <w:rPr>
+          <w:b/>
+          <w:bCs/>
+        </w:rPr>
+        <w:t>consulting</w:t>
+      </w:r>
+      <w:r>
+        <w:t xml:space="preserve">, and other </w:t>
+      </w:r>
+      <w:r>
+        <w:rPr>
+          <w:b/>
+          <w:bCs/>
+        </w:rPr>
+        <w:t>creative professional services</w:t>
+      </w:r>
+      <w:r>
+        <w:t xml:space="preserve">. </w:t>
       </w:r>
     </w:p>
     <w:p>
@@ -363,7 +614,84 @@
         </w:numPr>
       </w:pPr>
       <w:r>
+        <w:rPr>
+          <w:b/>
+          <w:bCs/>
+        </w:rPr>
         <w:t>Design Domain</w:t>
+      </w:r>
+      <w:r>
+        <w:t xml:space="preserve"> – Focuses on designing </w:t>
+      </w:r>
+      <w:r>
+        <w:rPr>
+          <w:b/>
+          <w:bCs/>
+        </w:rPr>
+        <w:t>products</w:t>
+      </w:r>
+      <w:r>
+        <w:t xml:space="preserve">, </w:t>
+      </w:r>
+      <w:r>
+        <w:rPr>
+          <w:b/>
+          <w:bCs/>
+        </w:rPr>
+        <w:t>fashion</w:t>
+      </w:r>
+      <w:r>
+        <w:t xml:space="preserve">, </w:t>
+      </w:r>
+      <w:r>
+        <w:rPr>
+          <w:b/>
+          <w:bCs/>
+        </w:rPr>
+        <w:t>architecture</w:t>
+      </w:r>
+      <w:r>
+        <w:t xml:space="preserve">, </w:t>
+      </w:r>
+      <w:r>
+        <w:rPr>
+          <w:b/>
+          <w:bCs/>
+        </w:rPr>
+        <w:t>interiors</w:t>
+      </w:r>
+      <w:r>
+        <w:t xml:space="preserve">, and </w:t>
+      </w:r>
+      <w:r>
+        <w:rPr>
+          <w:b/>
+          <w:bCs/>
+        </w:rPr>
+        <w:t>other functional or artistic creations</w:t>
+      </w:r>
+      <w:r>
+        <w:t xml:space="preserve"> that combine </w:t>
+      </w:r>
+      <w:r>
+        <w:rPr>
+          <w:b/>
+          <w:bCs/>
+        </w:rPr>
+        <w:t>creativity</w:t>
+      </w:r>
+      <w:r>
+        <w:t xml:space="preserve"> with </w:t>
+      </w:r>
+      <w:r>
+        <w:rPr>
+          <w:b/>
+          <w:bCs/>
+        </w:rPr>
+        <w:t>practical use</w:t>
+      </w:r>
+      <w:r>
+        <w:t xml:space="preserve">. </w:t>
       </w:r>
     </w:p>
     <w:p>
@@ -375,7 +703,94 @@
         </w:numPr>
       </w:pPr>
       <w:r>
+        <w:rPr>
+          <w:b/>
+          <w:bCs/>
+        </w:rPr>
         <w:t>Publishing and Printed Media Domain</w:t>
+      </w:r>
+      <w:r>
+        <w:t xml:space="preserve"> – Involves the </w:t>
+      </w:r>
+      <w:r>
+        <w:rPr>
+          <w:b/>
+          <w:bCs/>
+        </w:rPr>
+        <w:t>creation</w:t>
+      </w:r>
+      <w:r>
+        <w:t xml:space="preserve">, </w:t>
+      </w:r>
+      <w:r>
+        <w:rPr>
+          <w:b/>
+          <w:bCs/>
+        </w:rPr>
+        <w:t>production</w:t>
+      </w:r>
+      <w:r>
+        <w:t xml:space="preserve">, and </w:t>
+      </w:r>
+      <w:r>
+        <w:rPr>
+          <w:b/>
+          <w:bCs/>
+        </w:rPr>
+        <w:t>distribution</w:t>
+      </w:r>
+      <w:r>
+        <w:t xml:space="preserve"> of </w:t>
+      </w:r>
+      <w:r>
+        <w:rPr>
+          <w:b/>
+          <w:bCs/>
+        </w:rPr>
+        <w:t>books</w:t>
+      </w:r>
+      <w:r>
+        <w:t xml:space="preserve">, </w:t>
+      </w:r>
+      <w:r>
+        <w:rPr>
+          <w:b/>
+          <w:bCs/>
+        </w:rPr>
+        <w:t>newspapers</w:t>
+      </w:r>
+      <w:r>
+        <w:t xml:space="preserve">, </w:t>
+      </w:r>
+      <w:r>
+        <w:rPr>
+          <w:b/>
+          <w:bCs/>
+        </w:rPr>
+        <w:t>magazines</w:t>
+      </w:r>
+      <w:r>
+        <w:t xml:space="preserve">, </w:t>
+      </w:r>
+      <w:r>
+        <w:rPr>
+          <w:b/>
+          <w:bCs/>
+        </w:rPr>
+        <w:t>comics</w:t>
+      </w:r>
+      <w:r>
+        <w:t xml:space="preserve">, and </w:t>
+      </w:r>
+      <w:r>
+        <w:rPr>
+          <w:b/>
+          <w:bCs/>
+        </w:rPr>
+        <w:t>other printed or digital publications</w:t>
+      </w:r>
+      <w:r>
+        <w:t xml:space="preserve">. </w:t>
       </w:r>
     </w:p>
     <w:p>
@@ -387,13 +802,74 @@
         </w:numPr>
       </w:pPr>
       <w:r>
-        <w:t>Performing</w:t>
-      </w:r>
-      <w:r>
-        <w:t xml:space="preserve"> Arts </w:t>
-      </w:r>
-      <w:r>
-        <w:t>Domain</w:t>
+        <w:rPr>
+          <w:b/>
+          <w:bCs/>
+        </w:rPr>
+        <w:t>Performing Arts Domain</w:t>
+      </w:r>
+      <w:r>
+        <w:t xml:space="preserve"> – Includes </w:t>
+      </w:r>
+      <w:r>
+        <w:rPr>
+          <w:b/>
+          <w:bCs/>
+        </w:rPr>
+        <w:t>live artistic performances</w:t>
+      </w:r>
+      <w:r>
+        <w:t xml:space="preserve"> such as </w:t>
+      </w:r>
+      <w:r>
+        <w:rPr>
+          <w:b/>
+          <w:bCs/>
+        </w:rPr>
+        <w:t>music</w:t>
+      </w:r>
+      <w:r>
+        <w:t xml:space="preserve">, </w:t>
+      </w:r>
+      <w:r>
+        <w:rPr>
+          <w:b/>
+          <w:bCs/>
+        </w:rPr>
+        <w:t>dance</w:t>
+      </w:r>
+      <w:r>
+        <w:t xml:space="preserve">, </w:t>
+      </w:r>
+      <w:r>
+        <w:rPr>
+          <w:b/>
+          <w:bCs/>
+        </w:rPr>
+        <w:t>theater</w:t>
+      </w:r>
+      <w:r>
+        <w:t xml:space="preserve">, </w:t>
+      </w:r>
+      <w:r>
+        <w:rPr>
+          <w:b/>
+          <w:bCs/>
+        </w:rPr>
+        <w:t>opera</w:t>
+      </w:r>
+      <w:r>
+        <w:t xml:space="preserve">, and other </w:t>
+      </w:r>
+      <w:r>
+        <w:rPr>
+          <w:b/>
+          <w:bCs/>
+        </w:rPr>
+        <w:t>stage performances</w:t>
+      </w:r>
+      <w:r>
+        <w:t xml:space="preserve">. </w:t>
       </w:r>
     </w:p>
     <w:p>
@@ -405,7 +881,104 @@
         </w:numPr>
       </w:pPr>
       <w:r>
+        <w:rPr>
+          <w:b/>
+          <w:bCs/>
+        </w:rPr>
         <w:t>Visual Arts Domain</w:t>
+      </w:r>
+      <w:r>
+        <w:t xml:space="preserve"> – Covers the </w:t>
+      </w:r>
+      <w:r>
+        <w:rPr>
+          <w:b/>
+          <w:bCs/>
+        </w:rPr>
+        <w:t>creation</w:t>
+      </w:r>
+      <w:r>
+        <w:t xml:space="preserve">, </w:t>
+      </w:r>
+      <w:r>
+        <w:rPr>
+          <w:b/>
+          <w:bCs/>
+        </w:rPr>
+        <w:t>promotion</w:t>
+      </w:r>
+      <w:r>
+        <w:t xml:space="preserve">, and </w:t>
+      </w:r>
+      <w:r>
+        <w:rPr>
+          <w:b/>
+          <w:bCs/>
+        </w:rPr>
+        <w:t>preservation</w:t>
+      </w:r>
+      <w:r>
+        <w:t xml:space="preserve"> of </w:t>
+      </w:r>
+      <w:r>
+        <w:rPr>
+          <w:b/>
+          <w:bCs/>
+        </w:rPr>
+        <w:t>paintings</w:t>
+      </w:r>
+      <w:r>
+        <w:t xml:space="preserve">, </w:t>
+      </w:r>
+      <w:r>
+        <w:rPr>
+          <w:b/>
+          <w:bCs/>
+        </w:rPr>
+        <w:t>drawings</w:t>
+      </w:r>
+      <w:r>
+        <w:t xml:space="preserve">, </w:t>
+      </w:r>
+      <w:r>
+        <w:rPr>
+          <w:b/>
+          <w:bCs/>
+        </w:rPr>
+        <w:t>sculptures</w:t>
+      </w:r>
+      <w:r>
+        <w:t xml:space="preserve">, </w:t>
+      </w:r>
+      <w:r>
+        <w:rPr>
+          <w:b/>
+          <w:bCs/>
+        </w:rPr>
+        <w:t>photography</w:t>
+      </w:r>
+      <w:r>
+        <w:t xml:space="preserve">, </w:t>
+      </w:r>
+      <w:r>
+        <w:rPr>
+          <w:b/>
+          <w:bCs/>
+        </w:rPr>
+        <w:t>digital art</w:t>
+      </w:r>
+      <w:r>
+        <w:t xml:space="preserve">, and other </w:t>
+      </w:r>
+      <w:r>
+        <w:rPr>
+          <w:b/>
+          <w:bCs/>
+        </w:rPr>
+        <w:t>visual artworks</w:t>
+      </w:r>
+      <w:r>
+        <w:t xml:space="preserve">. </w:t>
       </w:r>
     </w:p>
     <w:p>
@@ -417,7 +990,84 @@
         </w:numPr>
       </w:pPr>
       <w:r>
+        <w:rPr>
+          <w:b/>
+          <w:bCs/>
+        </w:rPr>
         <w:t>Traditional Cultural Expressions Domain</w:t>
+      </w:r>
+      <w:r>
+        <w:t xml:space="preserve"> – Preserves and promotes </w:t>
+      </w:r>
+      <w:r>
+        <w:rPr>
+          <w:b/>
+          <w:bCs/>
+        </w:rPr>
+        <w:t>traditional arts</w:t>
+      </w:r>
+      <w:r>
+        <w:t xml:space="preserve">, </w:t>
+      </w:r>
+      <w:r>
+        <w:rPr>
+          <w:b/>
+          <w:bCs/>
+        </w:rPr>
+        <w:t>crafts</w:t>
+      </w:r>
+      <w:r>
+        <w:t xml:space="preserve">, </w:t>
+      </w:r>
+      <w:r>
+        <w:rPr>
+          <w:b/>
+          <w:bCs/>
+        </w:rPr>
+        <w:t>music</w:t>
+      </w:r>
+      <w:r>
+        <w:t xml:space="preserve">, </w:t>
+      </w:r>
+      <w:r>
+        <w:rPr>
+          <w:b/>
+          <w:bCs/>
+        </w:rPr>
+        <w:t>dance</w:t>
+      </w:r>
+      <w:r>
+        <w:t xml:space="preserve">, </w:t>
+      </w:r>
+      <w:r>
+        <w:rPr>
+          <w:b/>
+          <w:bCs/>
+        </w:rPr>
+        <w:t>rituals</w:t>
+      </w:r>
+      <w:r>
+        <w:t xml:space="preserve">, </w:t>
+      </w:r>
+      <w:r>
+        <w:rPr>
+          <w:b/>
+          <w:bCs/>
+        </w:rPr>
+        <w:t>festivals</w:t>
+      </w:r>
+      <w:r>
+        <w:t xml:space="preserve">, and other forms of </w:t>
+      </w:r>
+      <w:r>
+        <w:rPr>
+          <w:b/>
+          <w:bCs/>
+        </w:rPr>
+        <w:t>cultural heritage</w:t>
+      </w:r>
+      <w:r>
+        <w:t xml:space="preserve"> passed down through generations. </w:t>
       </w:r>
     </w:p>
     <w:p>
@@ -429,7 +1079,94 @@
         </w:numPr>
       </w:pPr>
       <w:r>
-        <w:t>Cultural Sites Domain.</w:t>
+        <w:rPr>
+          <w:b/>
+          <w:bCs/>
+        </w:rPr>
+        <w:t>Cultural Sites Domain</w:t>
+      </w:r>
+      <w:r>
+        <w:t xml:space="preserve"> – Includes </w:t>
+      </w:r>
+      <w:r>
+        <w:rPr>
+          <w:b/>
+          <w:bCs/>
+        </w:rPr>
+        <w:t>historical</w:t>
+      </w:r>
+      <w:r>
+        <w:t xml:space="preserve">, </w:t>
+      </w:r>
+      <w:r>
+        <w:rPr>
+          <w:b/>
+          <w:bCs/>
+        </w:rPr>
+        <w:t>archaeological</w:t>
+      </w:r>
+      <w:r>
+        <w:t xml:space="preserve">, and </w:t>
+      </w:r>
+      <w:r>
+        <w:rPr>
+          <w:b/>
+          <w:bCs/>
+        </w:rPr>
+        <w:t>heritage sites</w:t>
+      </w:r>
+      <w:r>
+        <w:t xml:space="preserve">, as well as </w:t>
+      </w:r>
+      <w:r>
+        <w:rPr>
+          <w:b/>
+          <w:bCs/>
+        </w:rPr>
+        <w:t>museums</w:t>
+      </w:r>
+      <w:r>
+        <w:t xml:space="preserve">, </w:t>
+      </w:r>
+      <w:r>
+        <w:rPr>
+          <w:b/>
+          <w:bCs/>
+        </w:rPr>
+        <w:t>monuments</w:t>
+      </w:r>
+      <w:r>
+        <w:t xml:space="preserve">, and other places that preserve and showcase a community's </w:t>
+      </w:r>
+      <w:r>
+        <w:rPr>
+          <w:b/>
+          <w:bCs/>
+        </w:rPr>
+        <w:t>history</w:t>
+      </w:r>
+      <w:r>
+        <w:t xml:space="preserve">, </w:t>
+      </w:r>
+      <w:r>
+        <w:rPr>
+          <w:b/>
+          <w:bCs/>
+        </w:rPr>
+        <w:t>culture</w:t>
+      </w:r>
+      <w:r>
+        <w:t xml:space="preserve">, and </w:t>
+      </w:r>
+      <w:r>
+        <w:rPr>
+          <w:b/>
+          <w:bCs/>
+        </w:rPr>
+        <w:t>identity</w:t>
+      </w:r>
+      <w:r>
+        <w:t xml:space="preserve">. </w:t>
       </w:r>
     </w:p>
     <w:p>
@@ -669,6 +1406,7 @@
           <w:b/>
           <w:bCs/>
         </w:rPr>
+        <w:lastRenderedPageBreak/>
         <w:t>Music Technology:</w:t>
       </w:r>
     </w:p>
@@ -1129,7 +1867,6 @@
           <w:b/>
           <w:bCs/>
         </w:rPr>
-        <w:lastRenderedPageBreak/>
         <w:t>Turntable</w:t>
       </w:r>
       <w:r>
@@ -2013,6 +2750,7 @@
           <w:b/>
           <w:bCs/>
         </w:rPr>
+        <w:lastRenderedPageBreak/>
         <w:t>Video Game Music (VGM)</w:t>
       </w:r>
       <w:r>
@@ -2486,15 +3224,7 @@
           <w:b/>
           <w:bCs/>
         </w:rPr>
-        <w:t xml:space="preserve">MIDI </w:t>
-      </w:r>
-      <w:r>
-        <w:rPr>
-          <w:b/>
-          <w:bCs/>
-        </w:rPr>
-        <w:lastRenderedPageBreak/>
-        <w:t>controller</w:t>
+        <w:t>MIDI controller</w:t>
       </w:r>
       <w:r>
         <w:t xml:space="preserve"> lets users </w:t>
@@ -3317,6 +4047,7 @@
           <w:b/>
           <w:bCs/>
         </w:rPr>
+        <w:lastRenderedPageBreak/>
         <w:t>kitchenware</w:t>
       </w:r>
       <w:r>
@@ -4413,6 +5144,7 @@
           <w:b/>
           <w:bCs/>
         </w:rPr>
+        <w:lastRenderedPageBreak/>
         <w:t>Example:</w:t>
       </w:r>
       <w:r>
@@ -4938,7 +5670,6 @@
           <w:b/>
           <w:bCs/>
         </w:rPr>
-        <w:lastRenderedPageBreak/>
         <w:t>Positive and Enriching Gameplay</w:t>
       </w:r>
       <w:r>
@@ -5701,7 +6432,7 @@
           <w:b/>
           <w:bCs/>
         </w:rPr>
-        <w:t>Socializing Motive</w:t>
+        <w:t>Social Motive</w:t>
       </w:r>
       <w:r>
         <w:t xml:space="preserve"> – A motive for </w:t>
@@ -5790,6 +6521,7 @@
           <w:b/>
           <w:bCs/>
         </w:rPr>
+        <w:lastRenderedPageBreak/>
         <w:t>Associative Motive</w:t>
       </w:r>
       <w:r>
@@ -6391,7 +7123,6 @@
           <w:b/>
           <w:bCs/>
         </w:rPr>
-        <w:lastRenderedPageBreak/>
         <w:t>Health Related Skill Components and Skill Related Fitness Components:</w:t>
       </w:r>
     </w:p>
@@ -7185,6 +7916,7 @@
           <w:b/>
           <w:bCs/>
         </w:rPr>
+        <w:lastRenderedPageBreak/>
         <w:t>Reaction Time</w:t>
       </w:r>
       <w:r>
@@ -8626,6 +9358,155 @@
     </w:lvl>
   </w:abstractNum>
   <w:abstractNum w:abstractNumId="10" w15:restartNumberingAfterBreak="0">
+    <w:nsid w:val="3B1C5E78"/>
+    <w:multiLevelType w:val="multilevel"/>
+    <w:tmpl w:val="DE3070AA"/>
+    <w:lvl w:ilvl="0">
+      <w:start w:val="1"/>
+      <w:numFmt w:val="bullet"/>
+      <w:lvlText w:val=""/>
+      <w:lvlJc w:val="left"/>
+      <w:pPr>
+        <w:tabs>
+          <w:tab w:val="num" w:pos="720"/>
+        </w:tabs>
+        <w:ind w:left="720" w:hanging="360"/>
+      </w:pPr>
+      <w:rPr>
+        <w:rFonts w:ascii="Symbol" w:hAnsi="Symbol" w:hint="default"/>
+        <w:sz w:val="20"/>
+      </w:rPr>
+    </w:lvl>
+    <w:lvl w:ilvl="1" w:tentative="1">
+      <w:start w:val="1"/>
+      <w:numFmt w:val="bullet"/>
+      <w:lvlText w:val="o"/>
+      <w:lvlJc w:val="left"/>
+      <w:pPr>
+        <w:tabs>
+          <w:tab w:val="num" w:pos="1440"/>
+        </w:tabs>
+        <w:ind w:left="1440" w:hanging="360"/>
+      </w:pPr>
+      <w:rPr>
+        <w:rFonts w:ascii="Courier New" w:hAnsi="Courier New" w:hint="default"/>
+        <w:sz w:val="20"/>
+      </w:rPr>
+    </w:lvl>
+    <w:lvl w:ilvl="2" w:tentative="1">
+      <w:start w:val="1"/>
+      <w:numFmt w:val="bullet"/>
+      <w:lvlText w:val=""/>
+      <w:lvlJc w:val="left"/>
+      <w:pPr>
+        <w:tabs>
+          <w:tab w:val="num" w:pos="2160"/>
+        </w:tabs>
+        <w:ind w:left="2160" w:hanging="360"/>
+      </w:pPr>
+      <w:rPr>
+        <w:rFonts w:ascii="Wingdings" w:hAnsi="Wingdings" w:hint="default"/>
+        <w:sz w:val="20"/>
+      </w:rPr>
+    </w:lvl>
+    <w:lvl w:ilvl="3" w:tentative="1">
+      <w:start w:val="1"/>
+      <w:numFmt w:val="bullet"/>
+      <w:lvlText w:val=""/>
+      <w:lvlJc w:val="left"/>
+      <w:pPr>
+        <w:tabs>
+          <w:tab w:val="num" w:pos="2880"/>
+        </w:tabs>
+        <w:ind w:left="2880" w:hanging="360"/>
+      </w:pPr>
+      <w:rPr>
+        <w:rFonts w:ascii="Wingdings" w:hAnsi="Wingdings" w:hint="default"/>
+        <w:sz w:val="20"/>
+      </w:rPr>
+    </w:lvl>
+    <w:lvl w:ilvl="4" w:tentative="1">
+      <w:start w:val="1"/>
+      <w:numFmt w:val="bullet"/>
+      <w:lvlText w:val=""/>
+      <w:lvlJc w:val="left"/>
+      <w:pPr>
+        <w:tabs>
+          <w:tab w:val="num" w:pos="3600"/>
+        </w:tabs>
+        <w:ind w:left="3600" w:hanging="360"/>
+      </w:pPr>
+      <w:rPr>
+        <w:rFonts w:ascii="Wingdings" w:hAnsi="Wingdings" w:hint="default"/>
+        <w:sz w:val="20"/>
+      </w:rPr>
+    </w:lvl>
+    <w:lvl w:ilvl="5" w:tentative="1">
+      <w:start w:val="1"/>
+      <w:numFmt w:val="bullet"/>
+      <w:lvlText w:val=""/>
+      <w:lvlJc w:val="left"/>
+      <w:pPr>
+        <w:tabs>
+          <w:tab w:val="num" w:pos="4320"/>
+        </w:tabs>
+        <w:ind w:left="4320" w:hanging="360"/>
+      </w:pPr>
+      <w:rPr>
+        <w:rFonts w:ascii="Wingdings" w:hAnsi="Wingdings" w:hint="default"/>
+        <w:sz w:val="20"/>
+      </w:rPr>
+    </w:lvl>
+    <w:lvl w:ilvl="6" w:tentative="1">
+      <w:start w:val="1"/>
+      <w:numFmt w:val="bullet"/>
+      <w:lvlText w:val=""/>
+      <w:lvlJc w:val="left"/>
+      <w:pPr>
+        <w:tabs>
+          <w:tab w:val="num" w:pos="5040"/>
+        </w:tabs>
+        <w:ind w:left="5040" w:hanging="360"/>
+      </w:pPr>
+      <w:rPr>
+        <w:rFonts w:ascii="Wingdings" w:hAnsi="Wingdings" w:hint="default"/>
+        <w:sz w:val="20"/>
+      </w:rPr>
+    </w:lvl>
+    <w:lvl w:ilvl="7" w:tentative="1">
+      <w:start w:val="1"/>
+      <w:numFmt w:val="bullet"/>
+      <w:lvlText w:val=""/>
+      <w:lvlJc w:val="left"/>
+      <w:pPr>
+        <w:tabs>
+          <w:tab w:val="num" w:pos="5760"/>
+        </w:tabs>
+        <w:ind w:left="5760" w:hanging="360"/>
+      </w:pPr>
+      <w:rPr>
+        <w:rFonts w:ascii="Wingdings" w:hAnsi="Wingdings" w:hint="default"/>
+        <w:sz w:val="20"/>
+      </w:rPr>
+    </w:lvl>
+    <w:lvl w:ilvl="8" w:tentative="1">
+      <w:start w:val="1"/>
+      <w:numFmt w:val="bullet"/>
+      <w:lvlText w:val=""/>
+      <w:lvlJc w:val="left"/>
+      <w:pPr>
+        <w:tabs>
+          <w:tab w:val="num" w:pos="6480"/>
+        </w:tabs>
+        <w:ind w:left="6480" w:hanging="360"/>
+      </w:pPr>
+      <w:rPr>
+        <w:rFonts w:ascii="Wingdings" w:hAnsi="Wingdings" w:hint="default"/>
+        <w:sz w:val="20"/>
+      </w:rPr>
+    </w:lvl>
+  </w:abstractNum>
+  <w:abstractNum w:abstractNumId="11" w15:restartNumberingAfterBreak="0">
     <w:nsid w:val="408E54C1"/>
     <w:multiLevelType w:val="hybridMultilevel"/>
     <w:tmpl w:val="2F8437A8"/>
@@ -8738,7 +9619,7 @@
       </w:rPr>
     </w:lvl>
   </w:abstractNum>
-  <w:abstractNum w:abstractNumId="11" w15:restartNumberingAfterBreak="0">
+  <w:abstractNum w:abstractNumId="12" w15:restartNumberingAfterBreak="0">
     <w:nsid w:val="45DC4E57"/>
     <w:multiLevelType w:val="hybridMultilevel"/>
     <w:tmpl w:val="38B4E3AC"/>
@@ -8851,7 +9732,7 @@
       </w:rPr>
     </w:lvl>
   </w:abstractNum>
-  <w:abstractNum w:abstractNumId="12" w15:restartNumberingAfterBreak="0">
+  <w:abstractNum w:abstractNumId="13" w15:restartNumberingAfterBreak="0">
     <w:nsid w:val="47072D9C"/>
     <w:multiLevelType w:val="multilevel"/>
     <w:tmpl w:val="DA5ED31A"/>
@@ -9000,7 +9881,7 @@
       </w:rPr>
     </w:lvl>
   </w:abstractNum>
-  <w:abstractNum w:abstractNumId="13" w15:restartNumberingAfterBreak="0">
+  <w:abstractNum w:abstractNumId="14" w15:restartNumberingAfterBreak="0">
     <w:nsid w:val="4AAA2207"/>
     <w:multiLevelType w:val="multilevel"/>
     <w:tmpl w:val="DA5ED31A"/>
@@ -9149,7 +10030,7 @@
       </w:rPr>
     </w:lvl>
   </w:abstractNum>
-  <w:abstractNum w:abstractNumId="14" w15:restartNumberingAfterBreak="0">
+  <w:abstractNum w:abstractNumId="15" w15:restartNumberingAfterBreak="0">
     <w:nsid w:val="50755C34"/>
     <w:multiLevelType w:val="hybridMultilevel"/>
     <w:tmpl w:val="1E02A4EA"/>
@@ -9262,7 +10143,7 @@
       </w:rPr>
     </w:lvl>
   </w:abstractNum>
-  <w:abstractNum w:abstractNumId="15" w15:restartNumberingAfterBreak="0">
+  <w:abstractNum w:abstractNumId="16" w15:restartNumberingAfterBreak="0">
     <w:nsid w:val="50E6526B"/>
     <w:multiLevelType w:val="hybridMultilevel"/>
     <w:tmpl w:val="C45C7854"/>
@@ -9375,7 +10256,7 @@
       </w:rPr>
     </w:lvl>
   </w:abstractNum>
-  <w:abstractNum w:abstractNumId="16" w15:restartNumberingAfterBreak="0">
+  <w:abstractNum w:abstractNumId="17" w15:restartNumberingAfterBreak="0">
     <w:nsid w:val="53330274"/>
     <w:multiLevelType w:val="multilevel"/>
     <w:tmpl w:val="DA5ED31A"/>
@@ -9524,7 +10405,7 @@
       </w:rPr>
     </w:lvl>
   </w:abstractNum>
-  <w:abstractNum w:abstractNumId="17" w15:restartNumberingAfterBreak="0">
+  <w:abstractNum w:abstractNumId="18" w15:restartNumberingAfterBreak="0">
     <w:nsid w:val="5B285A30"/>
     <w:multiLevelType w:val="hybridMultilevel"/>
     <w:tmpl w:val="49081366"/>
@@ -9637,7 +10518,7 @@
       </w:rPr>
     </w:lvl>
   </w:abstractNum>
-  <w:abstractNum w:abstractNumId="18" w15:restartNumberingAfterBreak="0">
+  <w:abstractNum w:abstractNumId="19" w15:restartNumberingAfterBreak="0">
     <w:nsid w:val="64DC0AD3"/>
     <w:multiLevelType w:val="hybridMultilevel"/>
     <w:tmpl w:val="D46814F6"/>
@@ -9750,7 +10631,7 @@
       </w:rPr>
     </w:lvl>
   </w:abstractNum>
-  <w:abstractNum w:abstractNumId="19" w15:restartNumberingAfterBreak="0">
+  <w:abstractNum w:abstractNumId="20" w15:restartNumberingAfterBreak="0">
     <w:nsid w:val="6A9F2C65"/>
     <w:multiLevelType w:val="hybridMultilevel"/>
     <w:tmpl w:val="BFE8D34C"/>
@@ -9863,7 +10744,7 @@
       </w:rPr>
     </w:lvl>
   </w:abstractNum>
-  <w:abstractNum w:abstractNumId="20" w15:restartNumberingAfterBreak="0">
+  <w:abstractNum w:abstractNumId="21" w15:restartNumberingAfterBreak="0">
     <w:nsid w:val="6F7F334B"/>
     <w:multiLevelType w:val="hybridMultilevel"/>
     <w:tmpl w:val="43742C50"/>
@@ -9976,7 +10857,7 @@
       </w:rPr>
     </w:lvl>
   </w:abstractNum>
-  <w:abstractNum w:abstractNumId="21" w15:restartNumberingAfterBreak="0">
+  <w:abstractNum w:abstractNumId="22" w15:restartNumberingAfterBreak="0">
     <w:nsid w:val="70CE5780"/>
     <w:multiLevelType w:val="hybridMultilevel"/>
     <w:tmpl w:val="1C6CBADE"/>
@@ -10089,7 +10970,7 @@
       </w:rPr>
     </w:lvl>
   </w:abstractNum>
-  <w:abstractNum w:abstractNumId="22" w15:restartNumberingAfterBreak="0">
+  <w:abstractNum w:abstractNumId="23" w15:restartNumberingAfterBreak="0">
     <w:nsid w:val="73943CB9"/>
     <w:multiLevelType w:val="multilevel"/>
     <w:tmpl w:val="DA5ED31A"/>
@@ -10238,7 +11119,7 @@
       </w:rPr>
     </w:lvl>
   </w:abstractNum>
-  <w:abstractNum w:abstractNumId="23" w15:restartNumberingAfterBreak="0">
+  <w:abstractNum w:abstractNumId="24" w15:restartNumberingAfterBreak="0">
     <w:nsid w:val="7806485E"/>
     <w:multiLevelType w:val="multilevel"/>
     <w:tmpl w:val="DA5ED31A"/>
@@ -10387,7 +11268,7 @@
       </w:rPr>
     </w:lvl>
   </w:abstractNum>
-  <w:abstractNum w:abstractNumId="24" w15:restartNumberingAfterBreak="0">
+  <w:abstractNum w:abstractNumId="25" w15:restartNumberingAfterBreak="0">
     <w:nsid w:val="7BAC4DCB"/>
     <w:multiLevelType w:val="hybridMultilevel"/>
     <w:tmpl w:val="4454C45C"/>
@@ -10500,7 +11381,7 @@
       </w:rPr>
     </w:lvl>
   </w:abstractNum>
-  <w:abstractNum w:abstractNumId="25" w15:restartNumberingAfterBreak="0">
+  <w:abstractNum w:abstractNumId="26" w15:restartNumberingAfterBreak="0">
     <w:nsid w:val="7C215E71"/>
     <w:multiLevelType w:val="multilevel"/>
     <w:tmpl w:val="DA5ED31A"/>
@@ -10650,43 +11531,43 @@
     </w:lvl>
   </w:abstractNum>
   <w:num w:numId="1" w16cid:durableId="652680411">
-    <w:abstractNumId w:val="25"/>
+    <w:abstractNumId w:val="26"/>
   </w:num>
   <w:num w:numId="2" w16cid:durableId="1798451225">
-    <w:abstractNumId w:val="20"/>
+    <w:abstractNumId w:val="21"/>
   </w:num>
   <w:num w:numId="3" w16cid:durableId="8873648">
     <w:abstractNumId w:val="6"/>
   </w:num>
   <w:num w:numId="4" w16cid:durableId="1937640085">
-    <w:abstractNumId w:val="23"/>
+    <w:abstractNumId w:val="24"/>
   </w:num>
   <w:num w:numId="5" w16cid:durableId="1150174618">
-    <w:abstractNumId w:val="19"/>
+    <w:abstractNumId w:val="20"/>
   </w:num>
   <w:num w:numId="6" w16cid:durableId="347025242">
     <w:abstractNumId w:val="5"/>
   </w:num>
   <w:num w:numId="7" w16cid:durableId="1923487585">
-    <w:abstractNumId w:val="12"/>
+    <w:abstractNumId w:val="13"/>
   </w:num>
   <w:num w:numId="8" w16cid:durableId="1027946582">
-    <w:abstractNumId w:val="16"/>
+    <w:abstractNumId w:val="17"/>
   </w:num>
   <w:num w:numId="9" w16cid:durableId="209536031">
-    <w:abstractNumId w:val="13"/>
+    <w:abstractNumId w:val="14"/>
   </w:num>
   <w:num w:numId="10" w16cid:durableId="1484614833">
     <w:abstractNumId w:val="3"/>
   </w:num>
   <w:num w:numId="11" w16cid:durableId="295838197">
-    <w:abstractNumId w:val="21"/>
+    <w:abstractNumId w:val="22"/>
   </w:num>
   <w:num w:numId="12" w16cid:durableId="924191102">
-    <w:abstractNumId w:val="11"/>
+    <w:abstractNumId w:val="12"/>
   </w:num>
   <w:num w:numId="13" w16cid:durableId="1170801735">
-    <w:abstractNumId w:val="15"/>
+    <w:abstractNumId w:val="16"/>
   </w:num>
   <w:num w:numId="14" w16cid:durableId="1988895326">
     <w:abstractNumId w:val="9"/>
@@ -10698,16 +11579,16 @@
     <w:abstractNumId w:val="0"/>
   </w:num>
   <w:num w:numId="17" w16cid:durableId="749280800">
-    <w:abstractNumId w:val="17"/>
+    <w:abstractNumId w:val="18"/>
   </w:num>
   <w:num w:numId="18" w16cid:durableId="439879414">
-    <w:abstractNumId w:val="10"/>
+    <w:abstractNumId w:val="11"/>
   </w:num>
   <w:num w:numId="19" w16cid:durableId="1533110513">
     <w:abstractNumId w:val="8"/>
   </w:num>
   <w:num w:numId="20" w16cid:durableId="340813286">
-    <w:abstractNumId w:val="24"/>
+    <w:abstractNumId w:val="25"/>
   </w:num>
   <w:num w:numId="21" w16cid:durableId="1115566086">
     <w:abstractNumId w:val="4"/>
@@ -10716,16 +11597,19 @@
     <w:abstractNumId w:val="2"/>
   </w:num>
   <w:num w:numId="23" w16cid:durableId="1965430520">
-    <w:abstractNumId w:val="14"/>
+    <w:abstractNumId w:val="15"/>
   </w:num>
   <w:num w:numId="24" w16cid:durableId="1206941329">
-    <w:abstractNumId w:val="22"/>
+    <w:abstractNumId w:val="23"/>
   </w:num>
   <w:num w:numId="25" w16cid:durableId="1558854140">
     <w:abstractNumId w:val="7"/>
   </w:num>
   <w:num w:numId="26" w16cid:durableId="1850292099">
-    <w:abstractNumId w:val="18"/>
+    <w:abstractNumId w:val="19"/>
+  </w:num>
+  <w:num w:numId="27" w16cid:durableId="1144197430">
+    <w:abstractNumId w:val="10"/>
   </w:num>
   <w:numIdMacAtCleanup w:val="26"/>
 </w:numbering>
